--- a/1_First_Message_Call/First_Message_Call_20261009.docx
+++ b/1_First_Message_Call/First_Message_Call_20261009.docx
@@ -42,506 +42,1158 @@
       </w:r>
     </w:p>
     <w:p>
-      <w:r>
+      <w:pPr>
+        <w:rPr>
+          <w:color w:val="0070C0"/>
+        </w:rPr>
+      </w:pPr>
+      <w:r>
+        <w:rPr>
+          <w:color w:val="0070C0"/>
+        </w:rPr>
         <w:t>python</w:t>
       </w:r>
     </w:p>
     <w:p>
+      <w:pPr>
+        <w:rPr>
+          <w:color w:val="0070C0"/>
+        </w:rPr>
+      </w:pPr>
       <w:proofErr w:type="gramStart"/>
       <w:r>
+        <w:rPr>
+          <w:color w:val="0070C0"/>
+        </w:rPr>
         <w:t xml:space="preserve">import </w:t>
       </w:r>
       <w:proofErr w:type="spellStart"/>
       <w:r>
+        <w:rPr>
+          <w:color w:val="0070C0"/>
+        </w:rPr>
         <w:t>os</w:t>
       </w:r>
       <w:proofErr w:type="spellEnd"/>
       <w:proofErr w:type="gramEnd"/>
     </w:p>
     <w:p>
-      <w:r>
+      <w:pPr>
+        <w:rPr>
+          <w:color w:val="0070C0"/>
+        </w:rPr>
+      </w:pPr>
+      <w:r>
+        <w:rPr>
+          <w:color w:val="0070C0"/>
+        </w:rPr>
         <w:t xml:space="preserve">import </w:t>
       </w:r>
       <w:proofErr w:type="spellStart"/>
       <w:r>
+        <w:rPr>
+          <w:color w:val="0070C0"/>
+        </w:rPr>
         <w:t>json</w:t>
       </w:r>
       <w:proofErr w:type="spellEnd"/>
     </w:p>
     <w:p>
-      <w:r>
+      <w:pPr>
+        <w:rPr>
+          <w:color w:val="0070C0"/>
+        </w:rPr>
+      </w:pPr>
+      <w:r>
+        <w:rPr>
+          <w:color w:val="0070C0"/>
+        </w:rPr>
         <w:t>from anthropic import Anthropic</w:t>
       </w:r>
     </w:p>
-    <w:p/>
-    <w:p>
-      <w:r>
+    <w:p>
+      <w:pPr>
+        <w:rPr>
+          <w:color w:val="0070C0"/>
+        </w:rPr>
+      </w:pPr>
+    </w:p>
+    <w:p>
+      <w:pPr>
+        <w:rPr>
+          <w:color w:val="0070C0"/>
+        </w:rPr>
+      </w:pPr>
+      <w:r>
+        <w:rPr>
+          <w:color w:val="0070C0"/>
+        </w:rPr>
         <w:t># Mock wrappers for the course's utility logging environment shown in your IDE</w:t>
       </w:r>
     </w:p>
     <w:p>
-      <w:r>
+      <w:pPr>
+        <w:rPr>
+          <w:color w:val="0070C0"/>
+        </w:rPr>
+      </w:pPr>
+      <w:r>
+        <w:rPr>
+          <w:color w:val="0070C0"/>
+        </w:rPr>
         <w:t xml:space="preserve">def </w:t>
       </w:r>
       <w:proofErr w:type="spellStart"/>
       <w:r>
+        <w:rPr>
+          <w:color w:val="0070C0"/>
+        </w:rPr>
         <w:t>exam_note</w:t>
       </w:r>
       <w:proofErr w:type="spellEnd"/>
       <w:r>
+        <w:rPr>
+          <w:color w:val="0070C0"/>
+        </w:rPr>
         <w:t>(text):</w:t>
       </w:r>
     </w:p>
     <w:p>
-      <w:r>
+      <w:pPr>
+        <w:rPr>
+          <w:color w:val="0070C0"/>
+        </w:rPr>
+      </w:pPr>
+      <w:r>
+        <w:rPr>
+          <w:color w:val="0070C0"/>
+        </w:rPr>
         <w:t xml:space="preserve">    print(f"[EXAM NOTE]: {text}")</w:t>
       </w:r>
     </w:p>
-    <w:p/>
-    <w:p>
-      <w:r>
+    <w:p>
+      <w:pPr>
+        <w:rPr>
+          <w:color w:val="0070C0"/>
+        </w:rPr>
+      </w:pPr>
+    </w:p>
+    <w:p>
+      <w:pPr>
+        <w:rPr>
+          <w:color w:val="0070C0"/>
+        </w:rPr>
+      </w:pPr>
+      <w:r>
+        <w:rPr>
+          <w:color w:val="0070C0"/>
+        </w:rPr>
         <w:t>def pitfall(text):</w:t>
       </w:r>
     </w:p>
     <w:p>
-      <w:r>
+      <w:pPr>
+        <w:rPr>
+          <w:color w:val="0070C0"/>
+        </w:rPr>
+      </w:pPr>
+      <w:r>
+        <w:rPr>
+          <w:color w:val="0070C0"/>
+        </w:rPr>
         <w:t xml:space="preserve">    print(f"[PITFALL WARNING]: {text}")</w:t>
       </w:r>
     </w:p>
-    <w:p/>
-    <w:p>
-      <w:r>
+    <w:p>
+      <w:pPr>
+        <w:rPr>
+          <w:color w:val="0070C0"/>
+        </w:rPr>
+      </w:pPr>
+    </w:p>
+    <w:p>
+      <w:pPr>
+        <w:rPr>
+          <w:color w:val="0070C0"/>
+        </w:rPr>
+      </w:pPr>
+      <w:r>
+        <w:rPr>
+          <w:color w:val="0070C0"/>
+        </w:rPr>
         <w:t>def checkpoint(</w:t>
       </w:r>
       <w:proofErr w:type="spellStart"/>
       <w:r>
+        <w:rPr>
+          <w:color w:val="0070C0"/>
+        </w:rPr>
         <w:t>filepath</w:t>
       </w:r>
       <w:proofErr w:type="spellEnd"/>
       <w:r>
+        <w:rPr>
+          <w:color w:val="0070C0"/>
+        </w:rPr>
         <w:t>):</w:t>
       </w:r>
     </w:p>
     <w:p>
-      <w:r>
+      <w:pPr>
+        <w:rPr>
+          <w:color w:val="0070C0"/>
+        </w:rPr>
+      </w:pPr>
+      <w:r>
+        <w:rPr>
+          <w:color w:val="0070C0"/>
+        </w:rPr>
         <w:t xml:space="preserve">    print(f"[CHECKPOINT]: Successfully verified {</w:t>
       </w:r>
       <w:proofErr w:type="spellStart"/>
       <w:r>
+        <w:rPr>
+          <w:color w:val="0070C0"/>
+        </w:rPr>
         <w:t>filepath</w:t>
       </w:r>
       <w:proofErr w:type="spellEnd"/>
       <w:r>
+        <w:rPr>
+          <w:color w:val="0070C0"/>
+        </w:rPr>
         <w:t>}")</w:t>
       </w:r>
     </w:p>
-    <w:p/>
-    <w:p>
-      <w:r>
+    <w:p>
+      <w:pPr>
+        <w:rPr>
+          <w:color w:val="0070C0"/>
+        </w:rPr>
+      </w:pPr>
+    </w:p>
+    <w:p>
+      <w:pPr>
+        <w:rPr>
+          <w:color w:val="0070C0"/>
+        </w:rPr>
+      </w:pPr>
+      <w:r>
+        <w:rPr>
+          <w:color w:val="0070C0"/>
+        </w:rPr>
         <w:t># --- Course Setup Comments &amp; Helpers ---</w:t>
       </w:r>
     </w:p>
     <w:p>
-      <w:proofErr w:type="spellStart"/>
-      <w:r>
+      <w:pPr>
+        <w:rPr>
+          <w:color w:val="0070C0"/>
+        </w:rPr>
+      </w:pPr>
+      <w:proofErr w:type="spellStart"/>
+      <w:r>
+        <w:rPr>
+          <w:color w:val="0070C0"/>
+        </w:rPr>
         <w:t>exam_note</w:t>
       </w:r>
       <w:proofErr w:type="spellEnd"/>
       <w:r>
+        <w:rPr>
+          <w:color w:val="0070C0"/>
+        </w:rPr>
         <w:t>(</w:t>
       </w:r>
     </w:p>
     <w:p>
-      <w:r>
+      <w:pPr>
+        <w:rPr>
+          <w:color w:val="0070C0"/>
+        </w:rPr>
+      </w:pPr>
+      <w:r>
+        <w:rPr>
+          <w:color w:val="0070C0"/>
+        </w:rPr>
         <w:t xml:space="preserve">    "On the exam this appears as a scenario, not a recall question. You will "</w:t>
       </w:r>
     </w:p>
     <w:p>
-      <w:r>
+      <w:pPr>
+        <w:rPr>
+          <w:color w:val="0070C0"/>
+        </w:rPr>
+      </w:pPr>
+      <w:r>
+        <w:rPr>
+          <w:color w:val="0070C0"/>
+        </w:rPr>
         <w:t xml:space="preserve">    "be given constraints and asked which approach fits - so when you finish "</w:t>
       </w:r>
     </w:p>
     <w:p>
-      <w:r>
+      <w:pPr>
+        <w:rPr>
+          <w:color w:val="0070C0"/>
+        </w:rPr>
+      </w:pPr>
+      <w:r>
+        <w:rPr>
+          <w:color w:val="0070C0"/>
+        </w:rPr>
         <w:t xml:space="preserve">    "this step, be able to say WHY this approach beat the alternatives."</w:t>
       </w:r>
     </w:p>
     <w:p>
-      <w:r>
+      <w:pPr>
+        <w:rPr>
+          <w:color w:val="0070C0"/>
+        </w:rPr>
+      </w:pPr>
+      <w:r>
+        <w:rPr>
+          <w:color w:val="0070C0"/>
+        </w:rPr>
         <w:t>)</w:t>
       </w:r>
     </w:p>
-    <w:p/>
-    <w:p>
-      <w:r>
+    <w:p>
+      <w:pPr>
+        <w:rPr>
+          <w:color w:val="0070C0"/>
+        </w:rPr>
+      </w:pPr>
+    </w:p>
+    <w:p>
+      <w:pPr>
+        <w:rPr>
+          <w:color w:val="0070C0"/>
+        </w:rPr>
+      </w:pPr>
+      <w:r>
+        <w:rPr>
+          <w:color w:val="0070C0"/>
+        </w:rPr>
         <w:t>pitfall(</w:t>
       </w:r>
     </w:p>
     <w:p>
-      <w:r>
+      <w:pPr>
+        <w:rPr>
+          <w:color w:val="0070C0"/>
+        </w:rPr>
+      </w:pPr>
+      <w:r>
+        <w:rPr>
+          <w:color w:val="0070C0"/>
+        </w:rPr>
         <w:t xml:space="preserve">    "Reading this step is not doing it. The blueprint weights tell you where "</w:t>
       </w:r>
     </w:p>
     <w:p>
-      <w:r>
+      <w:pPr>
+        <w:rPr>
+          <w:color w:val="0070C0"/>
+        </w:rPr>
+      </w:pPr>
+      <w:r>
+        <w:rPr>
+          <w:color w:val="0070C0"/>
+        </w:rPr>
         <w:lastRenderedPageBreak/>
         <w:t xml:space="preserve">    "the marks are (33.1% for D2); they do not tell you whether you can "</w:t>
       </w:r>
     </w:p>
     <w:p>
-      <w:r>
+      <w:pPr>
+        <w:rPr>
+          <w:color w:val="0070C0"/>
+        </w:rPr>
+      </w:pPr>
+      <w:r>
+        <w:rPr>
+          <w:color w:val="0070C0"/>
+        </w:rPr>
         <w:t xml:space="preserve">    "</w:t>
       </w:r>
       <w:proofErr w:type="gramStart"/>
       <w:r>
+        <w:rPr>
+          <w:color w:val="0070C0"/>
+        </w:rPr>
         <w:t>actually</w:t>
       </w:r>
       <w:proofErr w:type="gramEnd"/>
       <w:r>
+        <w:rPr>
+          <w:color w:val="0070C0"/>
+        </w:rPr>
         <w:t xml:space="preserve"> build it under time pressure. Only running it does."</w:t>
       </w:r>
     </w:p>
     <w:p>
-      <w:r>
+      <w:pPr>
+        <w:rPr>
+          <w:color w:val="0070C0"/>
+        </w:rPr>
+      </w:pPr>
+      <w:r>
+        <w:rPr>
+          <w:color w:val="0070C0"/>
+        </w:rPr>
         <w:t>)</w:t>
       </w:r>
     </w:p>
-    <w:p/>
-    <w:p>
-      <w:r>
+    <w:p>
+      <w:pPr>
+        <w:rPr>
+          <w:color w:val="0070C0"/>
+        </w:rPr>
+      </w:pPr>
+    </w:p>
+    <w:p>
+      <w:pPr>
+        <w:rPr>
+          <w:color w:val="0070C0"/>
+        </w:rPr>
+      </w:pPr>
+      <w:r>
+        <w:rPr>
+          <w:color w:val="0070C0"/>
+        </w:rPr>
         <w:t>checkpoint(__file__)</w:t>
       </w:r>
     </w:p>
-    <w:p/>
-    <w:p>
-      <w:r>
+    <w:p>
+      <w:pPr>
+        <w:rPr>
+          <w:color w:val="0070C0"/>
+        </w:rPr>
+      </w:pPr>
+    </w:p>
+    <w:p>
+      <w:pPr>
+        <w:rPr>
+          <w:color w:val="0070C0"/>
+        </w:rPr>
+      </w:pPr>
+      <w:r>
+        <w:rPr>
+          <w:color w:val="0070C0"/>
+        </w:rPr>
         <w:t># --- Core Completed Messages API Implementation ---</w:t>
       </w:r>
     </w:p>
     <w:p>
-      <w:r>
+      <w:pPr>
+        <w:rPr>
+          <w:color w:val="0070C0"/>
+        </w:rPr>
+      </w:pPr>
+      <w:r>
+        <w:rPr>
+          <w:color w:val="0070C0"/>
+        </w:rPr>
         <w:t xml:space="preserve">def </w:t>
       </w:r>
       <w:proofErr w:type="spellStart"/>
       <w:r>
+        <w:rPr>
+          <w:color w:val="0070C0"/>
+        </w:rPr>
         <w:t>run_first_message_call</w:t>
       </w:r>
       <w:proofErr w:type="spellEnd"/>
       <w:r>
+        <w:rPr>
+          <w:color w:val="0070C0"/>
+        </w:rPr>
         <w:t>():</w:t>
       </w:r>
     </w:p>
     <w:p>
-      <w:r>
+      <w:pPr>
+        <w:rPr>
+          <w:color w:val="0070C0"/>
+        </w:rPr>
+      </w:pPr>
+      <w:r>
+        <w:rPr>
+          <w:color w:val="0070C0"/>
+        </w:rPr>
         <w:t xml:space="preserve">    # Initialize the client with your environment key</w:t>
       </w:r>
     </w:p>
     <w:p>
-      <w:r>
+      <w:pPr>
+        <w:rPr>
+          <w:color w:val="0070C0"/>
+        </w:rPr>
+      </w:pPr>
+      <w:r>
+        <w:rPr>
+          <w:color w:val="0070C0"/>
+        </w:rPr>
         <w:t xml:space="preserve">    client = Anthropic(</w:t>
       </w:r>
       <w:proofErr w:type="spellStart"/>
       <w:r>
+        <w:rPr>
+          <w:color w:val="0070C0"/>
+        </w:rPr>
         <w:t>api_key</w:t>
       </w:r>
       <w:proofErr w:type="spellEnd"/>
       <w:r>
+        <w:rPr>
+          <w:color w:val="0070C0"/>
+        </w:rPr>
         <w:t>=</w:t>
       </w:r>
       <w:proofErr w:type="spellStart"/>
       <w:r>
+        <w:rPr>
+          <w:color w:val="0070C0"/>
+        </w:rPr>
         <w:t>os.environ.get</w:t>
       </w:r>
       <w:proofErr w:type="spellEnd"/>
       <w:r>
+        <w:rPr>
+          <w:color w:val="0070C0"/>
+        </w:rPr>
         <w:t>("ANTHROPIC_API_KEY"))</w:t>
       </w:r>
     </w:p>
     <w:p>
-      <w:r>
+      <w:pPr>
+        <w:rPr>
+          <w:color w:val="0070C0"/>
+        </w:rPr>
+      </w:pPr>
+      <w:r>
+        <w:rPr>
+          <w:color w:val="0070C0"/>
+        </w:rPr>
         <w:t xml:space="preserve">    </w:t>
       </w:r>
     </w:p>
     <w:p>
-      <w:r>
+      <w:pPr>
+        <w:rPr>
+          <w:color w:val="0070C0"/>
+        </w:rPr>
+      </w:pPr>
+      <w:r>
+        <w:rPr>
+          <w:color w:val="0070C0"/>
+        </w:rPr>
         <w:t xml:space="preserve">    # Define a basic payload matching the required parameters</w:t>
       </w:r>
     </w:p>
     <w:p>
-      <w:r>
+      <w:pPr>
+        <w:rPr>
+          <w:color w:val="0070C0"/>
+        </w:rPr>
+      </w:pPr>
+      <w:r>
+        <w:rPr>
+          <w:color w:val="0070C0"/>
+        </w:rPr>
         <w:t xml:space="preserve">    response = </w:t>
       </w:r>
       <w:proofErr w:type="spellStart"/>
       <w:r>
+        <w:rPr>
+          <w:color w:val="0070C0"/>
+        </w:rPr>
         <w:t>client.messages.create</w:t>
       </w:r>
       <w:proofErr w:type="spellEnd"/>
       <w:r>
+        <w:rPr>
+          <w:color w:val="0070C0"/>
+        </w:rPr>
         <w:t>(</w:t>
       </w:r>
     </w:p>
     <w:p>
-      <w:r>
+      <w:pPr>
+        <w:rPr>
+          <w:color w:val="0070C0"/>
+        </w:rPr>
+      </w:pPr>
+      <w:r>
+        <w:rPr>
+          <w:color w:val="0070C0"/>
+        </w:rPr>
         <w:t xml:space="preserve">        model="claude-3-5-sonnet-latest",</w:t>
       </w:r>
     </w:p>
     <w:p>
-      <w:r>
+      <w:pPr>
+        <w:rPr>
+          <w:color w:val="0070C0"/>
+        </w:rPr>
+      </w:pPr>
+      <w:r>
+        <w:rPr>
+          <w:color w:val="0070C0"/>
+        </w:rPr>
         <w:t xml:space="preserve">        </w:t>
       </w:r>
       <w:proofErr w:type="spellStart"/>
       <w:r>
+        <w:rPr>
+          <w:color w:val="0070C0"/>
+        </w:rPr>
         <w:t>max_tokens</w:t>
       </w:r>
       <w:proofErr w:type="spellEnd"/>
       <w:r>
+        <w:rPr>
+          <w:color w:val="0070C0"/>
+        </w:rPr>
         <w:t>=1024,</w:t>
       </w:r>
     </w:p>
     <w:p>
-      <w:r>
+      <w:pPr>
+        <w:rPr>
+          <w:color w:val="0070C0"/>
+        </w:rPr>
+      </w:pPr>
+      <w:r>
+        <w:rPr>
+          <w:color w:val="0070C0"/>
+        </w:rPr>
         <w:t xml:space="preserve">        messages=[</w:t>
       </w:r>
     </w:p>
     <w:p>
-      <w:r>
+      <w:pPr>
+        <w:rPr>
+          <w:color w:val="0070C0"/>
+        </w:rPr>
+      </w:pPr>
+      <w:r>
+        <w:rPr>
+          <w:color w:val="0070C0"/>
+        </w:rPr>
         <w:t xml:space="preserve">            {"role": "user", "content": "Hello Claude! Confirm that the Messages API call is successful."}</w:t>
       </w:r>
     </w:p>
     <w:p>
-      <w:r>
+      <w:pPr>
+        <w:rPr>
+          <w:color w:val="0070C0"/>
+        </w:rPr>
+      </w:pPr>
+      <w:r>
+        <w:rPr>
+          <w:color w:val="0070C0"/>
+        </w:rPr>
         <w:t xml:space="preserve">        ]</w:t>
       </w:r>
     </w:p>
     <w:p>
-      <w:r>
+      <w:pPr>
+        <w:rPr>
+          <w:color w:val="0070C0"/>
+        </w:rPr>
+      </w:pPr>
+      <w:r>
+        <w:rPr>
+          <w:color w:val="0070C0"/>
+        </w:rPr>
         <w:t xml:space="preserve">    )</w:t>
       </w:r>
     </w:p>
     <w:p>
-      <w:r>
+      <w:pPr>
+        <w:rPr>
+          <w:color w:val="0070C0"/>
+        </w:rPr>
+      </w:pPr>
+      <w:r>
+        <w:rPr>
+          <w:color w:val="0070C0"/>
+        </w:rPr>
         <w:t xml:space="preserve">    </w:t>
       </w:r>
     </w:p>
     <w:p>
-      <w:r>
+      <w:pPr>
+        <w:rPr>
+          <w:color w:val="0070C0"/>
+        </w:rPr>
+      </w:pPr>
+      <w:r>
+        <w:rPr>
+          <w:color w:val="0070C0"/>
+        </w:rPr>
         <w:t xml:space="preserve">    # Process text blocks safely from the response structure</w:t>
       </w:r>
     </w:p>
     <w:p>
-      <w:r>
+      <w:pPr>
+        <w:rPr>
+          <w:color w:val="0070C0"/>
+        </w:rPr>
+      </w:pPr>
+      <w:r>
+        <w:rPr>
+          <w:color w:val="0070C0"/>
+        </w:rPr>
         <w:t xml:space="preserve">    </w:t>
       </w:r>
       <w:proofErr w:type="spellStart"/>
       <w:r>
+        <w:rPr>
+          <w:color w:val="0070C0"/>
+        </w:rPr>
         <w:t>output_text</w:t>
       </w:r>
       <w:proofErr w:type="spellEnd"/>
       <w:r>
+        <w:rPr>
+          <w:color w:val="0070C0"/>
+        </w:rPr>
         <w:t xml:space="preserve"> = "".join([</w:t>
       </w:r>
       <w:proofErr w:type="spellStart"/>
       <w:r>
+        <w:rPr>
+          <w:color w:val="0070C0"/>
+        </w:rPr>
         <w:t>block.text</w:t>
       </w:r>
       <w:proofErr w:type="spellEnd"/>
       <w:r>
+        <w:rPr>
+          <w:color w:val="0070C0"/>
+        </w:rPr>
         <w:t xml:space="preserve"> for block in </w:t>
       </w:r>
       <w:proofErr w:type="spellStart"/>
       <w:r>
+        <w:rPr>
+          <w:color w:val="0070C0"/>
+        </w:rPr>
         <w:t>response.content</w:t>
       </w:r>
       <w:proofErr w:type="spellEnd"/>
       <w:r>
+        <w:rPr>
+          <w:color w:val="0070C0"/>
+        </w:rPr>
         <w:t xml:space="preserve"> if </w:t>
       </w:r>
       <w:proofErr w:type="spellStart"/>
       <w:r>
+        <w:rPr>
+          <w:color w:val="0070C0"/>
+        </w:rPr>
         <w:t>block.type</w:t>
       </w:r>
       <w:proofErr w:type="spellEnd"/>
       <w:r>
+        <w:rPr>
+          <w:color w:val="0070C0"/>
+        </w:rPr>
         <w:t xml:space="preserve"> == "text"])</w:t>
       </w:r>
     </w:p>
     <w:p>
-      <w:r>
+      <w:pPr>
+        <w:rPr>
+          <w:color w:val="0070C0"/>
+        </w:rPr>
+      </w:pPr>
+      <w:r>
+        <w:rPr>
+          <w:color w:val="0070C0"/>
+        </w:rPr>
         <w:t xml:space="preserve">    </w:t>
       </w:r>
     </w:p>
     <w:p>
-      <w:r>
+      <w:pPr>
+        <w:rPr>
+          <w:color w:val="0070C0"/>
+        </w:rPr>
+      </w:pPr>
+      <w:r>
+        <w:rPr>
+          <w:color w:val="0070C0"/>
+        </w:rPr>
         <w:t xml:space="preserve">    # Return a structured dictionary mapping to what .</w:t>
       </w:r>
       <w:proofErr w:type="spellStart"/>
       <w:r>
+        <w:rPr>
+          <w:color w:val="0070C0"/>
+        </w:rPr>
         <w:t>expected_output.json</w:t>
       </w:r>
       <w:proofErr w:type="spellEnd"/>
       <w:r>
+        <w:rPr>
+          <w:color w:val="0070C0"/>
+        </w:rPr>
         <w:t xml:space="preserve"> looks for</w:t>
       </w:r>
     </w:p>
     <w:p>
-      <w:r>
+      <w:pPr>
+        <w:rPr>
+          <w:color w:val="0070C0"/>
+        </w:rPr>
+      </w:pPr>
+      <w:r>
+        <w:rPr>
+          <w:color w:val="0070C0"/>
+        </w:rPr>
         <w:t xml:space="preserve">    return {</w:t>
       </w:r>
     </w:p>
     <w:p>
-      <w:r>
+      <w:pPr>
+        <w:rPr>
+          <w:color w:val="0070C0"/>
+        </w:rPr>
+      </w:pPr>
+      <w:r>
+        <w:rPr>
+          <w:color w:val="0070C0"/>
+        </w:rPr>
         <w:t xml:space="preserve">        "status": "success",</w:t>
       </w:r>
     </w:p>
     <w:p>
-      <w:r>
+      <w:pPr>
+        <w:rPr>
+          <w:color w:val="0070C0"/>
+        </w:rPr>
+      </w:pPr>
+      <w:r>
+        <w:rPr>
+          <w:color w:val="0070C0"/>
+        </w:rPr>
         <w:t xml:space="preserve">        "</w:t>
       </w:r>
       <w:proofErr w:type="spellStart"/>
       <w:r>
+        <w:rPr>
+          <w:color w:val="0070C0"/>
+        </w:rPr>
         <w:t>message_id</w:t>
       </w:r>
       <w:proofErr w:type="spellEnd"/>
       <w:r>
+        <w:rPr>
+          <w:color w:val="0070C0"/>
+        </w:rPr>
         <w:t>": response.id,</w:t>
       </w:r>
     </w:p>
     <w:p>
-      <w:r>
+      <w:pPr>
+        <w:rPr>
+          <w:color w:val="0070C0"/>
+        </w:rPr>
+      </w:pPr>
+      <w:r>
+        <w:rPr>
+          <w:color w:val="0070C0"/>
+        </w:rPr>
         <w:t xml:space="preserve">        "</w:t>
       </w:r>
       <w:proofErr w:type="spellStart"/>
       <w:r>
+        <w:rPr>
+          <w:color w:val="0070C0"/>
+        </w:rPr>
         <w:t>stop_reason</w:t>
       </w:r>
       <w:proofErr w:type="spellEnd"/>
       <w:r>
+        <w:rPr>
+          <w:color w:val="0070C0"/>
+        </w:rPr>
         <w:t xml:space="preserve">": </w:t>
       </w:r>
       <w:proofErr w:type="spellStart"/>
       <w:r>
+        <w:rPr>
+          <w:color w:val="0070C0"/>
+        </w:rPr>
         <w:t>response.stop_reason</w:t>
       </w:r>
       <w:proofErr w:type="spellEnd"/>
       <w:r>
+        <w:rPr>
+          <w:color w:val="0070C0"/>
+        </w:rPr>
         <w:t>,</w:t>
       </w:r>
     </w:p>
     <w:p>
-      <w:r>
+      <w:pPr>
+        <w:rPr>
+          <w:color w:val="0070C0"/>
+        </w:rPr>
+      </w:pPr>
+      <w:r>
+        <w:rPr>
+          <w:color w:val="0070C0"/>
+        </w:rPr>
         <w:t xml:space="preserve">        "</w:t>
       </w:r>
       <w:proofErr w:type="spellStart"/>
       <w:r>
+        <w:rPr>
+          <w:color w:val="0070C0"/>
+        </w:rPr>
         <w:t>output_text</w:t>
       </w:r>
       <w:proofErr w:type="spellEnd"/>
       <w:r>
+        <w:rPr>
+          <w:color w:val="0070C0"/>
+        </w:rPr>
         <w:t xml:space="preserve">": </w:t>
       </w:r>
       <w:proofErr w:type="spellStart"/>
       <w:r>
+        <w:rPr>
+          <w:color w:val="0070C0"/>
+        </w:rPr>
         <w:t>output_text</w:t>
       </w:r>
       <w:proofErr w:type="spellEnd"/>
       <w:r>
+        <w:rPr>
+          <w:color w:val="0070C0"/>
+        </w:rPr>
         <w:t>,</w:t>
       </w:r>
     </w:p>
     <w:p>
-      <w:r>
+      <w:pPr>
+        <w:rPr>
+          <w:color w:val="0070C0"/>
+        </w:rPr>
+      </w:pPr>
+      <w:r>
+        <w:rPr>
+          <w:color w:val="0070C0"/>
+        </w:rPr>
         <w:lastRenderedPageBreak/>
         <w:t xml:space="preserve">        "usage": {</w:t>
       </w:r>
     </w:p>
     <w:p>
-      <w:r>
+      <w:pPr>
+        <w:rPr>
+          <w:color w:val="0070C0"/>
+        </w:rPr>
+      </w:pPr>
+      <w:r>
+        <w:rPr>
+          <w:color w:val="0070C0"/>
+        </w:rPr>
         <w:t xml:space="preserve">            "</w:t>
       </w:r>
       <w:proofErr w:type="spellStart"/>
       <w:r>
+        <w:rPr>
+          <w:color w:val="0070C0"/>
+        </w:rPr>
         <w:t>input_tokens</w:t>
       </w:r>
       <w:proofErr w:type="spellEnd"/>
       <w:r>
+        <w:rPr>
+          <w:color w:val="0070C0"/>
+        </w:rPr>
         <w:t xml:space="preserve">": </w:t>
       </w:r>
       <w:proofErr w:type="spellStart"/>
       <w:r>
+        <w:rPr>
+          <w:color w:val="0070C0"/>
+        </w:rPr>
         <w:t>response.usage.input_tokens</w:t>
       </w:r>
       <w:proofErr w:type="spellEnd"/>
       <w:r>
+        <w:rPr>
+          <w:color w:val="0070C0"/>
+        </w:rPr>
         <w:t>,</w:t>
       </w:r>
     </w:p>
     <w:p>
-      <w:r>
+      <w:pPr>
+        <w:rPr>
+          <w:color w:val="0070C0"/>
+        </w:rPr>
+      </w:pPr>
+      <w:r>
+        <w:rPr>
+          <w:color w:val="0070C0"/>
+        </w:rPr>
         <w:t xml:space="preserve">            "</w:t>
       </w:r>
       <w:proofErr w:type="spellStart"/>
       <w:r>
+        <w:rPr>
+          <w:color w:val="0070C0"/>
+        </w:rPr>
         <w:t>output_tokens</w:t>
       </w:r>
       <w:proofErr w:type="spellEnd"/>
       <w:r>
+        <w:rPr>
+          <w:color w:val="0070C0"/>
+        </w:rPr>
         <w:t xml:space="preserve">": </w:t>
       </w:r>
       <w:proofErr w:type="spellStart"/>
       <w:r>
+        <w:rPr>
+          <w:color w:val="0070C0"/>
+        </w:rPr>
         <w:t>response.usage.output_tokens</w:t>
       </w:r>
       <w:proofErr w:type="spellEnd"/>
     </w:p>
     <w:p>
-      <w:r>
+      <w:pPr>
+        <w:rPr>
+          <w:color w:val="0070C0"/>
+        </w:rPr>
+      </w:pPr>
+      <w:r>
+        <w:rPr>
+          <w:color w:val="0070C0"/>
+        </w:rPr>
         <w:t xml:space="preserve">        }</w:t>
       </w:r>
     </w:p>
     <w:p>
-      <w:r>
+      <w:pPr>
+        <w:rPr>
+          <w:color w:val="0070C0"/>
+        </w:rPr>
+      </w:pPr>
+      <w:r>
+        <w:rPr>
+          <w:color w:val="0070C0"/>
+        </w:rPr>
         <w:t xml:space="preserve">    }</w:t>
       </w:r>
     </w:p>
-    <w:p/>
-    <w:p>
-      <w:r>
+    <w:p>
+      <w:pPr>
+        <w:rPr>
+          <w:color w:val="0070C0"/>
+        </w:rPr>
+      </w:pPr>
+    </w:p>
+    <w:p>
+      <w:pPr>
+        <w:rPr>
+          <w:color w:val="0070C0"/>
+        </w:rPr>
+      </w:pPr>
+      <w:r>
+        <w:rPr>
+          <w:color w:val="0070C0"/>
+        </w:rPr>
         <w:t>if __name__ == "__main__":</w:t>
       </w:r>
     </w:p>
     <w:p>
-      <w:r>
+      <w:pPr>
+        <w:rPr>
+          <w:color w:val="0070C0"/>
+        </w:rPr>
+      </w:pPr>
+      <w:r>
+        <w:rPr>
+          <w:color w:val="0070C0"/>
+        </w:rPr>
         <w:t xml:space="preserve">    # Execute the completed step implementation</w:t>
       </w:r>
     </w:p>
     <w:p>
-      <w:r>
+      <w:pPr>
+        <w:rPr>
+          <w:color w:val="0070C0"/>
+        </w:rPr>
+      </w:pPr>
+      <w:r>
+        <w:rPr>
+          <w:color w:val="0070C0"/>
+        </w:rPr>
         <w:t xml:space="preserve">    result = </w:t>
       </w:r>
       <w:proofErr w:type="spellStart"/>
       <w:r>
+        <w:rPr>
+          <w:color w:val="0070C0"/>
+        </w:rPr>
         <w:t>run_first_message_call</w:t>
       </w:r>
       <w:proofErr w:type="spellEnd"/>
       <w:r>
+        <w:rPr>
+          <w:color w:val="0070C0"/>
+        </w:rPr>
         <w:t>()</w:t>
       </w:r>
     </w:p>
     <w:p>
-      <w:r>
+      <w:pPr>
+        <w:rPr>
+          <w:color w:val="0070C0"/>
+        </w:rPr>
+      </w:pPr>
+      <w:r>
+        <w:rPr>
+          <w:color w:val="0070C0"/>
+        </w:rPr>
         <w:t xml:space="preserve">    print("\n--- Execution JSON Output ---")</w:t>
       </w:r>
     </w:p>
     <w:p>
-      <w:r>
+      <w:pPr>
+        <w:rPr>
+          <w:color w:val="0070C0"/>
+        </w:rPr>
+      </w:pPr>
+      <w:r>
+        <w:rPr>
+          <w:color w:val="0070C0"/>
+        </w:rPr>
         <w:t xml:space="preserve">    print(</w:t>
       </w:r>
       <w:proofErr w:type="spellStart"/>
       <w:r>
+        <w:rPr>
+          <w:color w:val="0070C0"/>
+        </w:rPr>
         <w:t>json.dumps</w:t>
       </w:r>
       <w:proofErr w:type="spellEnd"/>
       <w:r>
+        <w:rPr>
+          <w:color w:val="0070C0"/>
+        </w:rPr>
         <w:t>(result, indent=2))</w:t>
       </w:r>
     </w:p>
@@ -594,13 +1246,26 @@
       </w:r>
       <w:proofErr w:type="gramEnd"/>
       <w:r>
-        <w:t xml:space="preserve"> in setting up the corresponding OBJECTIVES.md requirements or parsing the structural schema from .</w:t>
-      </w:r>
-      <w:proofErr w:type="spellStart"/>
-      <w:r>
-        <w:t>expected_output.json</w:t>
-      </w:r>
-      <w:proofErr w:type="spellEnd"/>
+        <w:t xml:space="preserve"> in setting up the corresponding OBJECTIVES.md requirements or parsing the structural schema </w:t>
+      </w:r>
+      <w:proofErr w:type="gramStart"/>
+      <w:r>
+        <w:t>from .</w:t>
+      </w:r>
+      <w:proofErr w:type="spellStart"/>
+      <w:r>
+        <w:t>expected</w:t>
+      </w:r>
+      <w:proofErr w:type="gramEnd"/>
+      <w:r>
+        <w:t>_</w:t>
+      </w:r>
+      <w:proofErr w:type="gramStart"/>
+      <w:r>
+        <w:t>output.json</w:t>
+      </w:r>
+      <w:proofErr w:type="spellEnd"/>
+      <w:proofErr w:type="gramEnd"/>
       <w:r>
         <w:t>. Provide instructions in a numbered step by step fashion as you would for a beginner</w:t>
       </w:r>
@@ -2435,6 +3100,7 @@
   <w:style w:type="character" w:default="1" w:styleId="DefaultParagraphFont">
     <w:name w:val="Default Paragraph Font"/>
     <w:uiPriority w:val="1"/>
+    <w:semiHidden/>
     <w:unhideWhenUsed/>
   </w:style>
   <w:style w:type="table" w:default="1" w:styleId="TableNormal">
